--- a/SSY/Notes to SSY.docx
+++ b/SSY/Notes to SSY.docx
@@ -119,17 +119,57 @@
     </w:p>
     <w:p>
       <w:r>
-        <w:t>A=|G0(jw)|, phi= &lt;G0(jw)</w:t>
-      </w:r>
-    </w:p>
-    <w:p>
-      <w:r>
-        <w:t>A und Phase von G0 anschauen, um darauf auf die Stabilität von Gw zu schließen.</w:t>
-      </w:r>
-    </w:p>
-    <w:p>
-      <w:r>
-        <w:t>Atan2(b,a) 0-&gt;2pi</w:t>
+        <w:t>A=|G0(</w:t>
+      </w:r>
+      <w:proofErr w:type="spellStart"/>
+      <w:r>
+        <w:t>jw</w:t>
+      </w:r>
+      <w:proofErr w:type="spellEnd"/>
+      <w:r>
+        <w:t xml:space="preserve">)|, </w:t>
+      </w:r>
+      <w:proofErr w:type="spellStart"/>
+      <w:r>
+        <w:t>phi</w:t>
+      </w:r>
+      <w:proofErr w:type="spellEnd"/>
+      <w:r>
+        <w:t>= &lt;G0(</w:t>
+      </w:r>
+      <w:proofErr w:type="spellStart"/>
+      <w:r>
+        <w:t>jw</w:t>
+      </w:r>
+      <w:proofErr w:type="spellEnd"/>
+      <w:r>
+        <w:t>)</w:t>
+      </w:r>
+    </w:p>
+    <w:p>
+      <w:r>
+        <w:t xml:space="preserve">A und Phase von G0 anschauen, um darauf auf die Stabilität von </w:t>
+      </w:r>
+      <w:proofErr w:type="spellStart"/>
+      <w:r>
+        <w:t>Gw</w:t>
+      </w:r>
+      <w:proofErr w:type="spellEnd"/>
+      <w:r>
+        <w:t xml:space="preserve"> zu schließen.</w:t>
+      </w:r>
+    </w:p>
+    <w:p>
+      <w:r>
+        <w:t>Atan2(</w:t>
+      </w:r>
+      <w:proofErr w:type="spellStart"/>
+      <w:r>
+        <w:t>b,a</w:t>
+      </w:r>
+      <w:proofErr w:type="spellEnd"/>
+      <w:r>
+        <w:t>) 0-&gt;2pi</w:t>
       </w:r>
     </w:p>
     <w:p>
@@ -195,7 +235,23 @@
     <w:p/>
     <w:p>
       <w:r>
-        <w:t>Nyquist 0 db linie, links davon überschwingen</w:t>
+        <w:t xml:space="preserve">Nyquist 0 </w:t>
+      </w:r>
+      <w:proofErr w:type="spellStart"/>
+      <w:r>
+        <w:t>db</w:t>
+      </w:r>
+      <w:proofErr w:type="spellEnd"/>
+      <w:r>
+        <w:t xml:space="preserve"> </w:t>
+      </w:r>
+      <w:proofErr w:type="spellStart"/>
+      <w:r>
+        <w:t>linie</w:t>
+      </w:r>
+      <w:proofErr w:type="spellEnd"/>
+      <w:r>
+        <w:t>, links davon überschwingen</w:t>
       </w:r>
     </w:p>
     <w:p/>
@@ -207,10 +263,26 @@
     <w:p/>
     <w:p>
       <w:r>
-        <w:t>Bleibende Regelabweichung sieht man, wenn im Bode diagramm,</w:t>
-      </w:r>
-      <w:r>
-        <w:t xml:space="preserve"> die verstärkung nicht gegen +-unendlich läuft.</w:t>
+        <w:t xml:space="preserve">Bleibende Regelabweichung sieht man, wenn im Bode </w:t>
+      </w:r>
+      <w:proofErr w:type="spellStart"/>
+      <w:r>
+        <w:t>diagramm</w:t>
+      </w:r>
+      <w:proofErr w:type="spellEnd"/>
+      <w:r>
+        <w:t>,</w:t>
+      </w:r>
+      <w:r>
+        <w:t xml:space="preserve"> die </w:t>
+      </w:r>
+      <w:proofErr w:type="spellStart"/>
+      <w:r>
+        <w:t>verstärkung</w:t>
+      </w:r>
+      <w:proofErr w:type="spellEnd"/>
+      <w:r>
+        <w:t xml:space="preserve"> nicht gegen +-unendlich läuft.</w:t>
       </w:r>
     </w:p>
     <w:p>
@@ -221,6 +293,9 @@
     </w:p>
     <w:p>
       <w:r>
+        <w:rPr>
+          <w:noProof/>
+        </w:rPr>
         <w:drawing>
           <wp:inline distT="0" distB="0" distL="0" distR="0" wp14:anchorId="2614BD03" wp14:editId="0C031FCF">
             <wp:extent cx="5760720" cy="1574800"/>
@@ -260,6 +335,9 @@
     </w:p>
     <w:p>
       <w:r>
+        <w:rPr>
+          <w:noProof/>
+        </w:rPr>
         <w:drawing>
           <wp:inline distT="0" distB="0" distL="0" distR="0" wp14:anchorId="505FA3AC" wp14:editId="02318FFF">
             <wp:extent cx="5760720" cy="3811905"/>
@@ -298,10 +376,21 @@
       </w:r>
     </w:p>
     <w:p>
-      <w:r>
+      <w:pPr>
+        <w:rPr>
+          <w:lang w:val="en-GB"/>
+        </w:rPr>
+      </w:pPr>
+      <w:r>
+        <w:rPr>
+          <w:lang w:val="en-GB"/>
+        </w:rPr>
         <w:t xml:space="preserve">Overleaf is a </w:t>
       </w:r>
       <w:r>
+        <w:rPr>
+          <w:lang w:val="en-GB"/>
+        </w:rPr>
         <w:t>latex editor</w:t>
       </w:r>
     </w:p>
@@ -359,6 +448,142 @@
           <w:lang w:val="en-US"/>
         </w:rPr>
         <w:t>.1</w:t>
+      </w:r>
+    </w:p>
+    <w:p>
+      <w:pPr>
+        <w:rPr>
+          <w:lang w:val="en-US"/>
+        </w:rPr>
+      </w:pPr>
+    </w:p>
+    <w:p>
+      <w:pPr>
+        <w:rPr>
+          <w:lang w:val="en-US"/>
+        </w:rPr>
+      </w:pPr>
+      <w:r>
+        <w:rPr>
+          <w:lang w:val="en-US"/>
+        </w:rPr>
+        <w:t>matlab2tikz(</w:t>
+      </w:r>
+      <w:r>
+        <w:rPr>
+          <w:lang w:val="en-US"/>
+        </w:rPr>
+        <w:t>‘</w:t>
+      </w:r>
+      <w:proofErr w:type="spellStart"/>
+      <w:r>
+        <w:rPr>
+          <w:lang w:val="en-US"/>
+        </w:rPr>
+        <w:t>name_der_figure</w:t>
+      </w:r>
+      <w:r>
+        <w:rPr>
+          <w:lang w:val="en-US"/>
+        </w:rPr>
+        <w:t>.tikz</w:t>
+      </w:r>
+      <w:proofErr w:type="spellEnd"/>
+      <w:r>
+        <w:rPr>
+          <w:lang w:val="en-US"/>
+        </w:rPr>
+        <w:t>', 'height', '\</w:t>
+      </w:r>
+      <w:proofErr w:type="spellStart"/>
+      <w:r>
+        <w:rPr>
+          <w:lang w:val="en-US"/>
+        </w:rPr>
+        <w:t>figureheight</w:t>
+      </w:r>
+      <w:proofErr w:type="spellEnd"/>
+      <w:r>
+        <w:rPr>
+          <w:lang w:val="en-US"/>
+        </w:rPr>
+        <w:t>', 'width', '\</w:t>
+      </w:r>
+      <w:proofErr w:type="spellStart"/>
+      <w:r>
+        <w:rPr>
+          <w:lang w:val="en-US"/>
+        </w:rPr>
+        <w:t>figurewidth</w:t>
+      </w:r>
+      <w:proofErr w:type="spellEnd"/>
+      <w:r>
+        <w:rPr>
+          <w:lang w:val="en-US"/>
+        </w:rPr>
+        <w:t>');</w:t>
+      </w:r>
+      <w:r>
+        <w:rPr>
+          <w:lang w:val="en-US"/>
+        </w:rPr>
+        <w:t xml:space="preserve"> in command window, </w:t>
+      </w:r>
+      <w:proofErr w:type="spellStart"/>
+      <w:r>
+        <w:rPr>
+          <w:lang w:val="en-US"/>
+        </w:rPr>
+        <w:t>während</w:t>
+      </w:r>
+      <w:proofErr w:type="spellEnd"/>
+      <w:r>
+        <w:rPr>
+          <w:lang w:val="en-US"/>
+        </w:rPr>
+        <w:t xml:space="preserve"> die figure </w:t>
+      </w:r>
+      <w:proofErr w:type="spellStart"/>
+      <w:r>
+        <w:rPr>
+          <w:lang w:val="en-US"/>
+        </w:rPr>
+        <w:t>im</w:t>
+      </w:r>
+      <w:proofErr w:type="spellEnd"/>
+      <w:r>
+        <w:rPr>
+          <w:lang w:val="en-US"/>
+        </w:rPr>
+        <w:t xml:space="preserve"> figure window </w:t>
+      </w:r>
+      <w:proofErr w:type="spellStart"/>
+      <w:r>
+        <w:rPr>
+          <w:lang w:val="en-US"/>
+        </w:rPr>
+        <w:t>geöffnet</w:t>
+      </w:r>
+      <w:proofErr w:type="spellEnd"/>
+      <w:r>
+        <w:rPr>
+          <w:lang w:val="en-US"/>
+        </w:rPr>
+        <w:t xml:space="preserve"> </w:t>
+      </w:r>
+      <w:proofErr w:type="spellStart"/>
+      <w:r>
+        <w:rPr>
+          <w:lang w:val="en-US"/>
+        </w:rPr>
+        <w:t>ist</w:t>
+      </w:r>
+      <w:proofErr w:type="spellEnd"/>
+      <w:r>
+        <w:rPr>
+          <w:lang w:val="en-US"/>
+        </w:rPr>
+        <w:t>.</w:t>
       </w:r>
     </w:p>
     <w:sectPr>
